--- a/보관본/러시아 인권변호사/Word/2부/2부_4화_거리의_목소리.docx
+++ b/보관본/러시아 인권변호사/Word/2부/2부_4화_거리의_목소리.docx
@@ -36,7 +36,7 @@
           <w:i w:val="0"/>
           <w:sz w:val="22"/>
         </w:rPr>
-        <w:t>알렉세이 “료샤” 오를로프(«스베트» 대표) / 올가 네스테로바(«스베트» 공동 설립자) / 카탸 리시나(자원활동가) / 다리야 볼코바(기자) / 아르툠 벨로프 대위(집회 현장 경찰 지휘관, 신규) / 마리나 드미트리예브나 쿠즈네초바(노브텍스 노동자 대표, 1부 인물) / 세묜 이바노비치 두빈(시브자보드 목격자, 1부 인물) / 갈리나 두비나(세묜의 아내, 1부 인물) / 류드밀라 사프로노바(시브자보드 폭발 희생자의 아내, 1부 인물)</w:t>
+        <w:t>알렉세이 “료샤” 오를로프(«스베트» 대표) / 올가 네스테로바(«스베트» 공동 설립자) / 카탸 리시나(자원활동가) / 다리야 볼코바(기자) / 스테판 페트로비치 벨로프 대위(집회 현장 경찰 지휘관, 신규) / 마리나 드미트리예브나 쿠즈네초바(노브텍스 노동자 대표, 1부 인물) / 세묜 이바노비치 두빈(시브자보드 목격자, 1부 인물) / 갈리나 두비나(세묜의 아내, 1부 인물) / 류드밀라 사프로노바(시브자보드 폭발 희생자의 아내, 1부 인물)</w:t>
       </w:r>
     </w:p>
     <w:p>
@@ -3270,7 +3270,7 @@
           <w:i w:val="0"/>
           <w:sz w:val="22"/>
         </w:rPr>
-        <w:t xml:space="preserve"> По нашим подсчётам — почти пять. Капитан Белов, кажется, сам удивился, что никого не задержал. Алексей, вы понимаете, что сегодня произошло?</w:t>
+        <w:t xml:space="preserve"> По нашим подсчётам — почти пять тысяч. Капитан Белов, кажется, сам удивился, что никого не задержал. Алексей, вы понимаете, что сегодня произошло?</w:t>
       </w:r>
     </w:p>
     <w:p>
